--- a/klagomål/A 4929-2025 FSC-klagomål.docx
+++ b/klagomål/A 4929-2025 FSC-klagomål.docx
@@ -703,7 +703,7 @@
     <w:r>
       <w:tab/>
       <w:tab/>
-      <w:t>2026-10-26</w:t>
+      <w:t>2026-10-27</w:t>
       <w:br/>
       <w:br/>
     </w:r>

--- a/klagomål/A 4929-2025 FSC-klagomål.docx
+++ b/klagomål/A 4929-2025 FSC-klagomål.docx
@@ -703,7 +703,7 @@
     <w:r>
       <w:tab/>
       <w:tab/>
-      <w:t>2026-10-27</w:t>
+      <w:t>2026-10-28</w:t>
       <w:br/>
       <w:br/>
     </w:r>

--- a/klagomål/A 4929-2025 FSC-klagomål.docx
+++ b/klagomål/A 4929-2025 FSC-klagomål.docx
@@ -703,7 +703,7 @@
     <w:r>
       <w:tab/>
       <w:tab/>
-      <w:t>2026-10-28</w:t>
+      <w:t>2026-10-29</w:t>
       <w:br/>
       <w:br/>
     </w:r>

--- a/klagomål/A 4929-2025 FSC-klagomål.docx
+++ b/klagomål/A 4929-2025 FSC-klagomål.docx
@@ -163,7 +163,7 @@
         <w:pStyle w:val="Title"/>
       </w:pPr>
       <w:r>
-        <w:t>Inledande FSC- /PEFC-klagomål – information om höga naturvärden i avverkningsanmälan A 4929-2025 i Älvsbyns kommun</w:t>
+        <w:t>Inledande FSC- /PEFC-klagomål – information om höga naturvärden och fridlysta arter i avverkningsanmälan A 4929-2025 i Älvsbyns kommun</w:t>
       </w:r>
     </w:p>
     <w:p>
@@ -221,7 +221,7 @@
     </w:p>
     <w:p>
       <w:r>
-        <w:t>I avverkningsanmälan finns fynd av 3 naturvårdsarter, varav 3 är rödlistade och 2 är typiska (T): dropptaggsvamp (NT, T), talltagel (NT, T) och vaddporing (NT). Se Figur 1.</w:t>
+        <w:t>I avverkningsanmälan finns fynd av 8 naturvårdsarter, varav 4 är rödlistade, 2 är fridlysta, 6 är typiska (T) och 2 är signalarter (S): knärot (VU, T, §8), dropptaggsvamp (NT, T), talltagel (NT, T), vaddporing (NT), källpraktmossa (S, T), stuplav (S, T), kransmossa (T) och revlummer (§9). Se Figur 1.</w:t>
       </w:r>
     </w:p>
     <w:p>
@@ -244,7 +244,107 @@
     </w:p>
     <w:p>
       <w:r>
-        <w:t>Nedan följer beskrivningar av de naturvårdsarter och fridlysta arter som har sina livsmiljöer och växtplatser i den avverkningsanmälda skogen. De påträffade naturvårdsarterna är ett tydligt kvitto på att det rör sig om en skog med höga naturvärden.</w:t>
+        <w:t>Nedan följer beskrivningar av de naturvårdsarter och fridlysta arter som har sina livsmiljöer och växtplatser i den avverkningsanmälda skogen. Se även ytterligare artfakta i BILAGA 1. De påträffade naturvårdsarterna är ett tydligt kvitto på att det rör sig om en skog med höga naturvärden.</w:t>
+      </w:r>
+    </w:p>
+    <w:p>
+      <w:r>
+        <w:rPr>
+          <w:b/>
+        </w:rPr>
+        <w:t>Knärot (VU, §8)</w:t>
+      </w:r>
+      <w:r>
+        <w:t xml:space="preserve"> är typisk art för </w:t>
+      </w:r>
+      <w:r>
+        <w:rPr>
+          <w:i/>
+        </w:rPr>
+        <w:t xml:space="preserve">9010 Taiga </w:t>
+      </w:r>
+      <w:r>
+        <w:t>och</w:t>
+      </w:r>
+      <w:r>
+        <w:rPr>
+          <w:i/>
+        </w:rPr>
+        <w:t xml:space="preserve"> 9050 Näringsrik granskog</w:t>
+      </w:r>
+      <w:r>
+        <w:t xml:space="preserve">, rödlistad som sårbar och fridlyst enligt 8§ artskyddsförordningen. En nyligen genomförd analys av 79 floraväktarlokaler indikerar att det behövs någonstans mellan 100 och 150 meters skyddszon för att en knärotspopulation inte ska dö ut på lång sikt (Sebestyén &amp; Sundberg, 2025). Detta ligger väl i linje med tidigare genomförda studier som visar att det krävs väl tilltagna buffertzoner för att knäroten inte ska ta skada av skogsbruksåtgärder i intilliggande skog (Johnson, 2014; Koelmeijer m.fl., 2022; Skogsstyrelsen, 2022). Arten är även känslig för gallring vilket framgår av Skogsstyrelsens egen vägledning för hänsyn till knärot (Skogsstyrelsen, 2022). Ytterligare en studie visar på den starka korrelationen mellan minskande arealer kontinuitetsskog och lokal utdöenderisk. Knäroten uppvisade en mycket låg koloniseringsgrad (0,7 % över 10 år) i kombination med hög lokal utrotningsrisk (75,2 %), där utrotningssannolikheten ökade kraftigt när arealen kontinuitetsskog minskade mellan undersökningar, t.ex. på grund av kalhyggesbruk (Johansson et al., 2026). För rika förekomster av knärot är reservatsbildning eller biotopskydd lämpliga åtgärder för att skydda den. På knärot kan den sällsynta rostsvampen </w:t>
+      </w:r>
+      <w:r>
+        <w:rPr>
+          <w:i/>
+        </w:rPr>
+        <w:t>Pucciniastrum goodyerae</w:t>
+      </w:r>
+      <w:r>
+        <w:t xml:space="preserve"> påträffas. </w:t>
+      </w:r>
+      <w:r>
+        <w:rPr>
+          <w:i/>
+        </w:rPr>
+        <w:t>Pucciniastrum goodyerae</w:t>
+      </w:r>
+      <w:r>
+        <w:t xml:space="preserve"> är klassad som NE (ej bedömd) i rödlistan (SLU Artdatabanken, 2024).</w:t>
+      </w:r>
+    </w:p>
+    <w:p>
+      <w:r>
+        <w:t>I det avverkningsanmälda området finns 4 fyndplatser för knärot registrerade på Artportalen. Figur 2 visar gränserna för buffertzoner på 50 m, som behöver lämnas kring fyndplatserna för att knärotslokalerna inte ska försvinna vid en avverkning. Av det avverkningsanmälda området överlappar 1.08 ha med buffertzonerna och får av detta skäl inte avverkas.</w:t>
+      </w:r>
+    </w:p>
+    <w:p>
+      <w:pPr>
+        <w:pStyle w:val="Caption"/>
+      </w:pPr>
+      <w:r>
+        <w:drawing>
+          <wp:inline xmlns:a="http://schemas.openxmlformats.org/drawingml/2006/main" xmlns:pic="http://schemas.openxmlformats.org/drawingml/2006/picture">
+            <wp:extent cx="5486400" cy="6660586"/>
+            <wp:docPr id="2" name="Picture 2"/>
+            <wp:cNvGraphicFramePr>
+              <a:graphicFrameLocks noChangeAspect="1"/>
+            </wp:cNvGraphicFramePr>
+            <a:graphic>
+              <a:graphicData uri="http://schemas.openxmlformats.org/drawingml/2006/picture">
+                <pic:pic>
+                  <pic:nvPicPr>
+                    <pic:cNvPr id="0" name="A 4929-2025 karta knärot.png"/>
+                    <pic:cNvPicPr/>
+                  </pic:nvPicPr>
+                  <pic:blipFill>
+                    <a:blip r:embed="rId17"/>
+                    <a:stretch>
+                      <a:fillRect/>
+                    </a:stretch>
+                  </pic:blipFill>
+                  <pic:spPr>
+                    <a:xfrm>
+                      <a:off x="0" y="0"/>
+                      <a:ext cx="5486400" cy="6660586"/>
+                    </a:xfrm>
+                    <a:prstGeom prst="rect"/>
+                  </pic:spPr>
+                </pic:pic>
+              </a:graphicData>
+            </a:graphic>
+          </wp:inline>
+        </w:drawing>
+      </w:r>
+    </w:p>
+    <w:p>
+      <w:pPr>
+        <w:pStyle w:val="Caption"/>
+        <w:spacing w:after="240"/>
+      </w:pPr>
+      <w:r>
+        <w:t>Figur 2. Fyndplatser och buffertzoner för knärot i det avverkningsanmälda området. Endast fyndplatser vars buffertzoner överlappar med det avverkningsanmälda området har tagits med i visualiseringen. Kartans mittpunktskoordinat är N 7294266, E 762990 i SWEREF 99 TM.</w:t>
       </w:r>
     </w:p>
     <w:p>
@@ -296,6 +396,120 @@
       </w:r>
       <w:r>
         <w:t>är en brunrötande vednedbrytare som hittas på undersidan av liggande murken tallved i olika former. Substratet utgörs framför allt av den typ av hård, kådimpregnerad och ofta kolad tallved som skapas i brandpräglad skog. Vedtypen nybildas i mycket liten omfattning och det är sannolikt att arten upplever en utdöendeskuld. För att garantera artens fortlevnad bör man både säkra att artens växtplatser hålls intakta samt att långsiktigt säkerställa att ny ved tillkommer, allra helst i omedelbar anslutning till artens växtplatser. Skoglig gallring och annat uttag av virke innebär ett hot mot arten (SLU Artdatabanken, 2024).</w:t>
+      </w:r>
+    </w:p>
+    <w:p>
+      <w:r>
+        <w:rPr>
+          <w:b/>
+        </w:rPr>
+        <w:t xml:space="preserve">Källpraktmossa </w:t>
+      </w:r>
+      <w:r>
+        <w:t xml:space="preserve">växer på fuktig eller blöt, näringsrik och ofta mineralrik mark, t.ex. i sumpskogar. Den är en god signalart i södra och mellersta Sverige och förekommer ofta i artrika miljöer med t.ex. kärrkammossa, bågpraktmossa, filtrundmossa och skogshakmossa. Eftersom mängden våtmarker har reducerats kraftigt i södra Sverige under det senaste seklet har förekomsten av källpraktmossa troligen minskat i söder. Källpraktmossa är typisk art för </w:t>
+      </w:r>
+      <w:r>
+        <w:rPr>
+          <w:i/>
+        </w:rPr>
+        <w:t xml:space="preserve">7160 Källor och källkärr, 9750 Svämlövskog </w:t>
+      </w:r>
+      <w:r>
+        <w:t>och</w:t>
+      </w:r>
+      <w:r>
+        <w:rPr>
+          <w:i/>
+        </w:rPr>
+        <w:t xml:space="preserve"> 9080 Lövsumpskog </w:t>
+      </w:r>
+      <w:r>
+        <w:t>(Nitare &amp; Skogsstyrelsen, 2019; SLU Artdatabanken, 2025).</w:t>
+      </w:r>
+    </w:p>
+    <w:p>
+      <w:r>
+        <w:rPr>
+          <w:b/>
+        </w:rPr>
+        <w:t>Stuplav</w:t>
+      </w:r>
+      <w:r>
+        <w:t xml:space="preserve"> är en mycket bra signalart i hela sitt utbredningsområde och förekommer nästan enbart i skogsmiljöer med höga naturvärden. Den indikerar långvarig förekomst av gamla lövträd och miljöer med konstant hög luftfuktighet. I skogar med suboceaniskt klimat finns det en mycket sällsynt parasit, njurlavsknapp </w:t>
+      </w:r>
+      <w:r>
+        <w:rPr>
+          <w:i/>
+        </w:rPr>
+        <w:t>Pletocarpon nephromeum</w:t>
+      </w:r>
+      <w:r>
+        <w:t xml:space="preserve"> (EN), som växer på stuplav. Ytterligare tre sällsynta lavparasiter, </w:t>
+      </w:r>
+      <w:r>
+        <w:rPr>
+          <w:i/>
+        </w:rPr>
+        <w:t>Protounguicularia nephromatis</w:t>
+      </w:r>
+      <w:r>
+        <w:t xml:space="preserve"> (VU), </w:t>
+      </w:r>
+      <w:r>
+        <w:rPr>
+          <w:i/>
+        </w:rPr>
+        <w:t>Refractohilum galligenum</w:t>
+      </w:r>
+      <w:r>
+        <w:t xml:space="preserve"> (NT) och </w:t>
+      </w:r>
+      <w:r>
+        <w:rPr>
+          <w:i/>
+        </w:rPr>
+        <w:t>Roselliniella nephromatis</w:t>
+      </w:r>
+      <w:r>
+        <w:t xml:space="preserve"> (DD), kan också påträffas på stuplav. Stuplav är typisk art för </w:t>
+      </w:r>
+      <w:r>
+        <w:rPr>
+          <w:i/>
+        </w:rPr>
+        <w:t>9010 Taiga</w:t>
+      </w:r>
+      <w:r>
+        <w:t xml:space="preserve"> (SLU Artdatabanken, 2026; Nitare &amp; Skogsstyrelsen, 2019).</w:t>
+      </w:r>
+    </w:p>
+    <w:p>
+      <w:r>
+        <w:rPr>
+          <w:b/>
+        </w:rPr>
+        <w:t>Kransmossa</w:t>
+      </w:r>
+      <w:r>
+        <w:t xml:space="preserve"> är typisk art för </w:t>
+      </w:r>
+      <w:r>
+        <w:rPr>
+          <w:i/>
+        </w:rPr>
+        <w:t xml:space="preserve">9050 Näringsrik granskog </w:t>
+      </w:r>
+      <w:r>
+        <w:t xml:space="preserve">och </w:t>
+      </w:r>
+      <w:r>
+        <w:rPr>
+          <w:i/>
+        </w:rPr>
+        <w:t xml:space="preserve">6170 Alpina kalkgräsmarker </w:t>
+      </w:r>
+      <w:r>
+        <w:t>(SLU Artdatabanken, 2025).</w:t>
       </w:r>
     </w:p>
     <w:p>
@@ -388,7 +602,7 @@
         <w:rPr>
           <w:i/>
         </w:rPr>
-        <w:t>I det avverkningsanmälda skogsområdet har 3 naturvårdsarter varav 3 rödlistade arter sina livsmiljöer och växtplatser.</w:t>
+        <w:t>I det avverkningsanmälda skogsområdet har 8 naturvårdsarter varav 4 rödlistade arter sina livsmiljöer och växtplatser.</w:t>
       </w:r>
     </w:p>
     <w:p>
@@ -573,6 +787,253 @@
           <w:i/>
         </w:rPr>
         <w:t>I den avverkningsanmälda skogen har fridlysta arter sina livsmiljöer och växtplatser. Att skada de fridlysta arternas livsmiljöer, växtplatser eller ekologiska funktion är inte tillåtet enligt artskyddsförordningen</w:t>
+      </w:r>
+    </w:p>
+    <w:p>
+      <w:r>
+        <w:br w:type="page"/>
+      </w:r>
+    </w:p>
+    <w:p>
+      <w:pPr>
+        <w:pStyle w:val="Title"/>
+      </w:pPr>
+      <w:r>
+        <w:t>BILAGA 1 – Fridlysta arter</w:t>
+      </w:r>
+    </w:p>
+    <w:p>
+      <w:pPr>
+        <w:pStyle w:val="Heading1"/>
+      </w:pPr>
+      <w:r>
+        <w:t>Knärot – ekologi samt krav på livsmiljön</w:t>
+      </w:r>
+    </w:p>
+    <w:p>
+      <w:r>
+        <w:t xml:space="preserve">Knärot är typisk art för </w:t>
+      </w:r>
+      <w:r>
+        <w:rPr>
+          <w:i/>
+        </w:rPr>
+        <w:t xml:space="preserve">9010 Taiga </w:t>
+      </w:r>
+      <w:r>
+        <w:t>och</w:t>
+      </w:r>
+      <w:r>
+        <w:rPr>
+          <w:i/>
+        </w:rPr>
+        <w:t xml:space="preserve"> 9050 Näringsrik granskog</w:t>
+      </w:r>
+      <w:r>
+        <w:t>, fridlyst enligt 8 och 15 §§ artskyddsförordningen och klassad som sårbar (VU) enligt rödlistan 2020. Knärot är beroende av hög och jämn luftfuktighet i gamla, ostörda skogsmiljöer och är känslig för snabba förändringar av ljus-/vindförhållanden eller uttorkning. På grund av ett alltför intensivt skogsbruk har den minskat med 40 (25–50) % under de senaste 60 åren och i framtiden bedöms minskningstakten uppgå till 30 (20–40) %. Till följd av att arten har en dokumenterat högre minskningstakt i förhållande till sin generationstid än vad som tidigare varit känt (data från Riksskogstaxeringen) höjdes den till hotkategori sårbar (VU) i rödlistan 2020 (SLU Artdatabanken, 2024).</w:t>
+      </w:r>
+    </w:p>
+    <w:p>
+      <w:r>
+        <w:t>En analys av 79 floraväktarlokaler åren 1990–2015 vilka återbesökts under 2020–2024 visade på en tydlig negativ påverkan på knärotsförekomster från större hyggen i närområdet (inom 150–200 m) vilket indikerar att kanteffekter har en stor påverkan på populationerna. Resultaten bekräftar knärotens känslighet för kanteffekter och visar vikten av att skydda större skogsbestånd för att bevara arten. Om det blir höga andelar (&gt;30%) hyggen inom 200 meter från en knärotsförekomst så ökar risken för att en knärotspopulation dör ut och det verkar det behövas någonstans mellan 100 och 150 meters skyddszon för att bevara arten på lång sikt (Sebestyén &amp; Sundberg, 2025). Detta stöds även av en studie (Johansson et al, 2026) baserad på data från Riksskogstaxeringen som visar att knäroten minskat med 66 % under perioden 1993–2022 samt att det finns en stark korrelation mellan minskande arealer kontinuitetsskog och lokal utdöenderisk. Knäroten uppvisade en mycket låg koloniseringsgrad (0,7 % över 10 år) i kombination med hög lokal utrotningsrisk (75,2 %), där utrotningssannolikheten ökade kraftigt när arealen kontinuitetsskog minskade mellan undersökningar, t.ex. på grund av kalhyggesbruk (Johansson et al., 2026).</w:t>
+      </w:r>
+    </w:p>
+    <w:p>
+      <w:r>
+        <w:t xml:space="preserve">Samuel Johnsons doktorsavhandling </w:t>
+      </w:r>
+      <w:r>
+        <w:rPr>
+          <w:i/>
+        </w:rPr>
+        <w:t>“Retention Forestry as a Conservation Measure for Boreal Forest Ground Vegetation”</w:t>
+      </w:r>
+      <w:r>
+        <w:t xml:space="preserve"> (SLU, Uppsala 2014) visar att det krävs väl tilltagna skyddszoner för att knärotens växtplatser inte ska ta skada av skogsbruksåtgärder i intilliggande områden: </w:t>
+      </w:r>
+      <w:r>
+        <w:rPr>
+          <w:i/>
+        </w:rPr>
+        <w:t xml:space="preserve">“Study III shows that retention patches smaller than 0.5 ha do not lifeboat the sensitive forest herb G. repens, a species that depend on stable microclimatic conditions typical for intact forest stands.” </w:t>
+      </w:r>
+      <w:r>
+        <w:t xml:space="preserve">Vidare </w:t>
+      </w:r>
+      <w:r>
+        <w:rPr>
+          <w:i/>
+        </w:rPr>
+        <w:t>“More sensitive forest species are not lifeboated in retention patches ranging from 0.05 to 0.5 ha (Papers II &amp; III).”</w:t>
+      </w:r>
+    </w:p>
+    <w:p>
+      <w:r>
+        <w:t xml:space="preserve">Johnsons (2014) rekommendation på minst 50 meters breda skyddszoner runt knärotens växtplatser motsvarar en areal på 0,78 hektar, vilket ligger i linje med andra studier som gjorts på känsliga skogsarter: </w:t>
+      </w:r>
+      <w:r>
+        <w:rPr>
+          <w:i/>
+        </w:rPr>
+        <w:t>“In study III I also show that translocated specimens of G. repens survives well in mature forests at least 50 m from the nearest edge to an open area. Moreover, measures of temperature and humidity show that such distances from an open area is far enough to offer a microclimate that is more stable compared to what present in retention patches of around 0.1 ha. This means that the very centre of a circular patch with radius 50 m (equals a size of 0.78 ha) should offer conditions similar to interior forest and would perhaps be a suitable habitat for G. repens and similar species. Previous studies from both North America and Sweden have also concluded that patches between 0.5 and one ha are sufficient for preserving interior forest vegetation as well as sensitive lichens and bryophytes (de Graaf &amp; Roberts 2009; Halpern et al. 2012; Rudolphi et al. 2014).”</w:t>
+      </w:r>
+    </w:p>
+    <w:p>
+      <w:r>
+        <w:t>Ytterligare en studie (Koelmeijer m.fl., 2022) inkluderar knärotens skyddsbehov. I uppsatsen berörs problemet med uttorkning för växter, bl.a. för knärot, ett problem som blivit accentuerat på grund av den pågående klimatförändringen och torra somrar, t.ex. den exceptionellt torra sommaren 2018. I uppsatsen undersöks områden med tre olika avstånd från kalhyggeskant med avseende på skydd bl.a. för knärot. Det första området har avstånd upp till 20 m från hyggeskant (Strong edge effect), det andra 20–40 m från hyggeskant (Weak edge effect) och det tredje avser större avstånd från hyggeskant, där kanteffekten anses vara försumbar (Interior). Ett resultat var att man fann stor eller mycket stor uttorkningseffekt på känsliga och rödlistade skogsarter vid de kortare avstånden till hyggeskant, medan effekt av uttorkning inte konstaterades på större avstånd (Interior). För orkidén knärot fann man en rik förekomst (upp till 0,06 dm2/m2) på stort avstånd från hyggeskant (Interior), medan förekomsten var liten eller närmast försumbar i de områden som klassificerades som Weak edge effect respektive Strong edge effect. Arbetet påpekar att de allt oftare förekommande torra somrarna ger ytterligare skäl att utöka skyddsavståndet från hyggen till den fuktkrävande arten knärot (Koelmeijer m.fl., 2022).</w:t>
+      </w:r>
+    </w:p>
+    <w:p>
+      <w:r>
+        <w:t>Även Skogsstyrelsens egen vägledning för hänsyn till knärot ligger i linje med ovanstående forskningsstudier. Av vägledningen framgår det att för med hög sannolikhet kunna bevara befintliga förekomster krävs relativt stora avsättningar av uppvuxen skog med slutet och relativt tätt kronskikt. Som riktlinje kan krävas ett avstånd på 50 meter in från brynet för att vidmakthålla ett fungerande mikroklimat. Detta innebär att fristående hänsynsytor för många arter (kärlväxter, lavar och mossor) kan behöva ha en area överstigande 0,8 hektar (cirkelyta med radien 50 meter = 0,78 hektar) för att bibehålla lokalklimatet. Även ganska små förändringar i form av förändrade ljus- och fuktighetsförhållanden, till exempel till följd av gallring, kan leda till att arten försvinner till följd av konkurrens med mera ljuskrävande och snabbväxande arter (Skogsstyrelsen, 2022).</w:t>
+      </w:r>
+    </w:p>
+    <w:p>
+      <w:r>
+        <w:t>Vid tillämpning av försiktighetsprincipen enligt 2 kap. 3 § miljöbalken bör sålunda 100–150 meters skyddszon lämnas runt knärotens växtplatser.</w:t>
+      </w:r>
+    </w:p>
+    <w:p>
+      <w:pPr>
+        <w:pStyle w:val="Heading2"/>
+      </w:pPr>
+      <w:r>
+        <w:t>Referenser – knärot</w:t>
+      </w:r>
+    </w:p>
+    <w:p>
+      <w:r>
+        <w:t xml:space="preserve">de Graaf M &amp; Roberts M.R., 2009. </w:t>
+      </w:r>
+      <w:r>
+        <w:rPr>
+          <w:i/>
+        </w:rPr>
+        <w:t xml:space="preserve">Short-term response of the herbaceous layer within leave patches after harvest. </w:t>
+      </w:r>
+      <w:r>
+        <w:t>Forest Ecology and Management 257, 1014–1025.</w:t>
+      </w:r>
+    </w:p>
+    <w:p>
+      <w:r>
+        <w:t xml:space="preserve">Halpern, C. B., Halaj, J., Evans, S. A., &amp; Dovciak, M., 2012. </w:t>
+      </w:r>
+      <w:r>
+        <w:rPr>
+          <w:i/>
+        </w:rPr>
+        <w:t xml:space="preserve">Level and pattern of overstory retention interact to shape long-term responses of understories to timber harvest. </w:t>
+      </w:r>
+      <w:r>
+        <w:t>Ecological Applications, 22, 2049–2064.</w:t>
+      </w:r>
+    </w:p>
+    <w:p>
+      <w:r>
+        <w:t>Johansson, V., Jansson, M. och Bergman, K-O</w:t>
+      </w:r>
+      <w:r>
+        <w:rPr>
+          <w:i/>
+        </w:rPr>
+        <w:t>.</w:t>
+      </w:r>
+      <w:r>
+        <w:t>, 2026.</w:t>
+      </w:r>
+      <w:r>
+        <w:rPr>
+          <w:i/>
+        </w:rPr>
+        <w:t xml:space="preserve"> A 30-year population decline of a threatened forest orchid associated with old growth forests</w:t>
+      </w:r>
+      <w:r>
+        <w:t>. Department of Physics, Chemistry and Biology (IFM), Linköping University.</w:t>
+      </w:r>
+    </w:p>
+    <w:p>
+      <w:r>
+        <w:t xml:space="preserve">Johnson, S., 2014. </w:t>
+      </w:r>
+      <w:r>
+        <w:rPr>
+          <w:i/>
+        </w:rPr>
+        <w:t>Retention Forestry as a Conservation Measure for Boreal Forest Ground Vegetation</w:t>
+      </w:r>
+      <w:r>
+        <w:t>. Doktorsavhandling, SLU, Uppsala.</w:t>
+      </w:r>
+    </w:p>
+    <w:p>
+      <w:r>
+        <w:t xml:space="preserve">Koelmeijer, I. A., Ehrlén, J., Jönsson, M., De Frenne, P., Berg, P., Andersson, J., Weibull, H. &amp; Hylander, N. 2022. </w:t>
+      </w:r>
+      <w:r>
+        <w:rPr>
+          <w:i/>
+        </w:rPr>
+        <w:t xml:space="preserve">Interactive effects of drought and edge exposure on old-growth forest understory species. </w:t>
+      </w:r>
+      <w:r>
+        <w:t>Landscape Ecology, 37, sid 1839–1853.</w:t>
+      </w:r>
+    </w:p>
+    <w:p>
+      <w:r>
+        <w:t xml:space="preserve">Rudolphi, J., Jönsson, M. T., &amp; Gustafsson, L., 2014. </w:t>
+      </w:r>
+      <w:r>
+        <w:rPr>
+          <w:i/>
+        </w:rPr>
+        <w:t xml:space="preserve">Biological legacies buffer local species extinction after logging. </w:t>
+      </w:r>
+      <w:r>
+        <w:t>Journal of Applied Ecology. 51, 53–62.</w:t>
+      </w:r>
+    </w:p>
+    <w:p>
+      <w:r>
+        <w:t xml:space="preserve">Sebestyén, L. och Sundberg, S. 2025.  </w:t>
+      </w:r>
+      <w:r>
+        <w:rPr>
+          <w:i/>
+        </w:rPr>
+        <w:t>Påverkan på knärotslokaler från hyggen i närheten.</w:t>
+      </w:r>
+      <w:r>
+        <w:t xml:space="preserve"> DAPHNE 36:1 2025. Botaniska Sällskapet i Stockholm.</w:t>
+      </w:r>
+    </w:p>
+    <w:p>
+      <w:r>
+        <w:t xml:space="preserve">Skogsstyrelsen, 2022. </w:t>
+      </w:r>
+      <w:r>
+        <w:rPr>
+          <w:i/>
+        </w:rPr>
+        <w:t xml:space="preserve">Vägledning för hänsyn till knärot. </w:t>
+      </w:r>
+      <w:r>
+        <w:t>https://www.skogsstyrelsen.se/lag-och-tillsyn/artskydd/vagledningar-och-kunskapsstod-artskydd/vagledning-for-hansyn-till-knarot/.</w:t>
+      </w:r>
+    </w:p>
+    <w:p>
+      <w:r>
+        <w:t xml:space="preserve">SLU Artdatabanken, 2024. </w:t>
+      </w:r>
+      <w:r>
+        <w:rPr>
+          <w:i/>
+        </w:rPr>
+        <w:t xml:space="preserve">Artfaktablad. Naturvård – artfakta. </w:t>
+      </w:r>
+      <w:r>
+        <w:t>SLU Artdatabanken, Uppsala.</w:t>
       </w:r>
     </w:p>
     <w:sectPr>
@@ -703,7 +1164,7 @@
     <w:r>
       <w:tab/>
       <w:tab/>
-      <w:t>2026-10-29</w:t>
+      <w:t>2026-10-31</w:t>
       <w:br/>
       <w:br/>
     </w:r>
